--- a/dist/notatki-przypadek.docx
+++ b/dist/notatki-przypadek.docx
@@ -1,6 +1,6 @@
 
 <file path=word/document.xml><?xml version="1.0" encoding="utf-8"?>
-<w:document xmlns:o="urn:schemas-microsoft-com:office:office" xmlns:r="http://schemas.openxmlformats.org/officeDocument/2006/relationships" xmlns:v="urn:schemas-microsoft-com:vml" xmlns:w="http://schemas.openxmlformats.org/wordprocessingml/2006/main" xmlns:w10="urn:schemas-microsoft-com:office:word" xmlns:wp="http://schemas.openxmlformats.org/drawingml/2006/wordprocessingDrawing" xmlns:pic="http://schemas.openxmlformats.org/drawingml/2006/picture" xmlns:wps="http://schemas.microsoft.com/office/word/2010/wordprocessingShape" xmlns:wpg="http://schemas.microsoft.com/office/word/2010/wordprocessingGroup" xmlns:mc="http://schemas.openxmlformats.org/markup-compatibility/2006" xmlns:wp14="http://schemas.microsoft.com/office/word/2010/wordprocessingDrawing" xmlns:w14="http://schemas.microsoft.com/office/word/2010/wordml" xmlns:w15="http://schemas.microsoft.com/office/word/2012/wordml" mc:Ignorable="w14 wp14 w15">
+<w:document xmlns:o="urn:schemas-microsoft-com:office:office" xmlns:r="http://schemas.openxmlformats.org/officeDocument/2006/relationships" xmlns:v="urn:schemas-microsoft-com:vml" xmlns:w="http://schemas.openxmlformats.org/wordprocessingml/2006/main" xmlns:w10="urn:schemas-microsoft-com:office:word" xmlns:wp="http://schemas.openxmlformats.org/drawingml/2006/wordprocessingDrawing" xmlns:wps="http://schemas.microsoft.com/office/word/2010/wordprocessingShape" xmlns:wpg="http://schemas.microsoft.com/office/word/2010/wordprocessingGroup" xmlns:mc="http://schemas.openxmlformats.org/markup-compatibility/2006" xmlns:wp14="http://schemas.microsoft.com/office/word/2010/wordprocessingDrawing" xmlns:w14="http://schemas.microsoft.com/office/word/2010/wordml" xmlns:w15="http://schemas.microsoft.com/office/word/2012/wordml" mc:Ignorable="w14 wp14 w15">
   <w:body>
     <w:p>
       <w:pPr>
@@ -789,7 +789,7 @@
       <w:start w:val="1"/>
       <w:numFmt w:val="none"/>
       <w:suff w:val="nothing"/>
-      <w:lvlText w:val=""/>
+      <w:lvlText w:val="%1"/>
       <w:lvlJc w:val="start"/>
       <w:pPr>
         <w:tabs>
@@ -800,37 +800,10 @@
     </w:lvl>
     <w:lvl w:ilvl="1">
       <w:start w:val="1"/>
-      <w:numFmt w:val="none"/>
       <w:pStyle w:val="Heading2"/>
-      <w:suff w:val="nothing"/>
-      <w:lvlText w:val=""/>
-      <w:lvlJc w:val="start"/>
-      <w:pPr>
-        <w:tabs>
-          <w:tab w:val="num" w:pos="0"/>
-        </w:tabs>
-        <w:ind w:start="0" w:hanging="0"/>
-      </w:pPr>
-    </w:lvl>
-    <w:lvl w:ilvl="2">
-      <w:start w:val="1"/>
-      <w:numFmt w:val="none"/>
-      <w:pStyle w:val="Heading3"/>
-      <w:suff w:val="nothing"/>
-      <w:lvlText w:val=""/>
-      <w:lvlJc w:val="start"/>
-      <w:pPr>
-        <w:tabs>
-          <w:tab w:val="num" w:pos="0"/>
-        </w:tabs>
-        <w:ind w:start="0" w:hanging="0"/>
-      </w:pPr>
-    </w:lvl>
-    <w:lvl w:ilvl="3">
-      <w:start w:val="1"/>
       <w:numFmt w:val="none"/>
       <w:suff w:val="nothing"/>
-      <w:lvlText w:val=""/>
+      <w:lvlText w:val="%2"/>
       <w:lvlJc w:val="start"/>
       <w:pPr>
         <w:tabs>
@@ -839,11 +812,12 @@
         <w:ind w:start="0" w:hanging="0"/>
       </w:pPr>
     </w:lvl>
-    <w:lvl w:ilvl="4">
-      <w:start w:val="1"/>
+    <w:lvl w:ilvl="2">
+      <w:start w:val="1"/>
+      <w:pStyle w:val="Heading3"/>
       <w:numFmt w:val="none"/>
       <w:suff w:val="nothing"/>
-      <w:lvlText w:val=""/>
+      <w:lvlText w:val="%3"/>
       <w:lvlJc w:val="start"/>
       <w:pPr>
         <w:tabs>
@@ -852,11 +826,11 @@
         <w:ind w:start="0" w:hanging="0"/>
       </w:pPr>
     </w:lvl>
-    <w:lvl w:ilvl="5">
+    <w:lvl w:ilvl="3">
       <w:start w:val="1"/>
       <w:numFmt w:val="none"/>
       <w:suff w:val="nothing"/>
-      <w:lvlText w:val=""/>
+      <w:lvlText w:val="%4"/>
       <w:lvlJc w:val="start"/>
       <w:pPr>
         <w:tabs>
@@ -865,11 +839,11 @@
         <w:ind w:start="0" w:hanging="0"/>
       </w:pPr>
     </w:lvl>
-    <w:lvl w:ilvl="6">
+    <w:lvl w:ilvl="4">
       <w:start w:val="1"/>
       <w:numFmt w:val="none"/>
       <w:suff w:val="nothing"/>
-      <w:lvlText w:val=""/>
+      <w:lvlText w:val="%5"/>
       <w:lvlJc w:val="start"/>
       <w:pPr>
         <w:tabs>
@@ -878,11 +852,11 @@
         <w:ind w:start="0" w:hanging="0"/>
       </w:pPr>
     </w:lvl>
-    <w:lvl w:ilvl="7">
+    <w:lvl w:ilvl="5">
       <w:start w:val="1"/>
       <w:numFmt w:val="none"/>
       <w:suff w:val="nothing"/>
-      <w:lvlText w:val=""/>
+      <w:lvlText w:val="%6"/>
       <w:lvlJc w:val="start"/>
       <w:pPr>
         <w:tabs>
@@ -891,11 +865,37 @@
         <w:ind w:start="0" w:hanging="0"/>
       </w:pPr>
     </w:lvl>
-    <w:lvl w:ilvl="8">
+    <w:lvl w:ilvl="6">
       <w:start w:val="1"/>
       <w:numFmt w:val="none"/>
       <w:suff w:val="nothing"/>
-      <w:lvlText w:val=""/>
+      <w:lvlText w:val="%7"/>
+      <w:lvlJc w:val="start"/>
+      <w:pPr>
+        <w:tabs>
+          <w:tab w:val="num" w:pos="0"/>
+        </w:tabs>
+        <w:ind w:start="0" w:hanging="0"/>
+      </w:pPr>
+    </w:lvl>
+    <w:lvl w:ilvl="7">
+      <w:start w:val="1"/>
+      <w:numFmt w:val="none"/>
+      <w:suff w:val="nothing"/>
+      <w:lvlText w:val="%8"/>
+      <w:lvlJc w:val="start"/>
+      <w:pPr>
+        <w:tabs>
+          <w:tab w:val="num" w:pos="0"/>
+        </w:tabs>
+        <w:ind w:start="0" w:hanging="0"/>
+      </w:pPr>
+    </w:lvl>
+    <w:lvl w:ilvl="8">
+      <w:start w:val="1"/>
+      <w:numFmt w:val="none"/>
+      <w:suff w:val="nothing"/>
+      <w:lvlText w:val="%9"/>
       <w:lvlJc w:val="start"/>
       <w:pPr>
         <w:tabs>
@@ -922,7 +922,7 @@
   <w:docDefaults>
     <w:rPrDefault>
       <w:rPr>
-        <w:rFonts w:ascii="Liberation Serif" w:hAnsi="Liberation Serif" w:eastAsia="Noto Serif CJK SC" w:cs="Noto Sans Devanagari"/>
+        <w:rFonts w:ascii="Liberation Serif" w:hAnsi="Liberation Serif" w:eastAsia="Noto Sans" w:cs="Noto Sans Devanagari"/>
         <w:sz w:val="24"/>
         <w:szCs w:val="24"/>
         <w:lang w:val="en-US" w:eastAsia="zh-CN" w:bidi="hi-IN"/>
@@ -951,7 +951,7 @@
     </w:rPr>
   </w:style>
   <w:style w:type="paragraph" w:styleId="Heading1">
-    <w:name w:val="heading 1"/>
+    <w:name w:val="Heading 1"/>
     <w:basedOn w:val="Heading"/>
     <w:next w:val="BodyText"/>
     <w:qFormat/>
@@ -963,6 +963,7 @@
       <w:jc w:val="center"/>
     </w:pPr>
     <w:rPr>
+      <w:rFonts w:ascii="Noto Sans" w:hAnsi="Noto Sans"/>
       <w:b/>
       <w:bCs/>
       <w:caps/>
@@ -971,7 +972,7 @@
     </w:rPr>
   </w:style>
   <w:style w:type="paragraph" w:styleId="Heading2">
-    <w:name w:val="heading 2"/>
+    <w:name w:val="Heading 2"/>
     <w:basedOn w:val="Heading"/>
     <w:next w:val="BodyText"/>
     <w:qFormat/>
@@ -984,7 +985,7 @@
       <w:outlineLvl w:val="1"/>
     </w:pPr>
     <w:rPr>
-      <w:rFonts w:ascii="Liberation Serif" w:hAnsi="Liberation Serif" w:eastAsia="Noto Serif CJK SC" w:cs="Noto Sans Devanagari"/>
+      <w:rFonts w:ascii="Liberation Serif" w:hAnsi="Liberation Serif" w:eastAsia="Noto Sans" w:cs="Noto Sans Devanagari"/>
       <w:b/>
       <w:bCs/>
       <w:sz w:val="24"/>
@@ -992,7 +993,7 @@
     </w:rPr>
   </w:style>
   <w:style w:type="paragraph" w:styleId="Heading3">
-    <w:name w:val="heading 3"/>
+    <w:name w:val="Heading 3"/>
     <w:basedOn w:val="Heading"/>
     <w:next w:val="BodyText"/>
     <w:qFormat/>
@@ -1002,25 +1003,13 @@
       <w:outlineLvl w:val="2"/>
     </w:pPr>
     <w:rPr>
-      <w:rFonts w:ascii="Liberation Serif" w:hAnsi="Liberation Serif" w:eastAsia="Noto Serif CJK SC" w:cs="Noto Sans Devanagari"/>
+      <w:rFonts w:ascii="Liberation Serif" w:hAnsi="Liberation Serif" w:eastAsia="Noto Sans" w:cs="Noto Sans Devanagari"/>
       <w:b/>
       <w:bCs/>
       <w:sz w:val="22"/>
       <w:szCs w:val="22"/>
     </w:rPr>
   </w:style>
-  <w:style w:type="character" w:styleId="EndnoteReference">
-    <w:name w:val="endnote reference"/>
-    <w:rPr>
-      <w:vertAlign w:val="superscript"/>
-    </w:rPr>
-  </w:style>
-  <w:style w:type="character" w:styleId="FootnoteReference">
-    <w:name w:val="footnote reference"/>
-    <w:rPr>
-      <w:vertAlign w:val="superscript"/>
-    </w:rPr>
-  </w:style>
   <w:style w:type="character" w:styleId="EndnoteCharacters">
     <w:name w:val="Endnote Characters"/>
     <w:qFormat/>
@@ -1072,7 +1061,7 @@
     <w:name w:val="Source Text"/>
     <w:qFormat/>
     <w:rPr>
-      <w:rFonts w:ascii="Liberation Mono" w:hAnsi="Liberation Mono" w:eastAsia="Noto Sans Mono CJK SC" w:cs="Liberation Mono"/>
+      <w:rFonts w:ascii="Liberation Mono" w:hAnsi="Liberation Mono" w:eastAsia="Liberation Mono" w:cs="Liberation Mono"/>
     </w:rPr>
   </w:style>
   <w:style w:type="paragraph" w:styleId="HorizontalLine">
@@ -1091,7 +1080,7 @@
     </w:rPr>
   </w:style>
   <w:style w:type="paragraph" w:styleId="EnvelopeReturn">
-    <w:name w:val="envelope return"/>
+    <w:name w:val="Envelope Return"/>
     <w:basedOn w:val="Normal"/>
     <w:pPr/>
     <w:rPr>
@@ -1105,6 +1094,46 @@
     <w:pPr/>
     <w:rPr/>
   </w:style>
+  <w:style w:type="paragraph" w:styleId="Footer">
+    <w:name w:val="Footer"/>
+    <w:basedOn w:val="Normal"/>
+    <w:pPr>
+      <w:suppressLineNumbers/>
+      <w:tabs>
+        <w:tab w:val="clear" w:pos="1134"/>
+        <w:tab w:val="center" w:pos="4818" w:leader="none"/>
+        <w:tab w:val="right" w:pos="9637" w:leader="none"/>
+      </w:tabs>
+    </w:pPr>
+    <w:rPr/>
+  </w:style>
+  <w:style w:type="paragraph" w:styleId="Header">
+    <w:name w:val="Header"/>
+    <w:basedOn w:val="Normal"/>
+    <w:pPr>
+      <w:suppressLineNumbers/>
+      <w:tabs>
+        <w:tab w:val="clear" w:pos="1134"/>
+        <w:tab w:val="center" w:pos="4818" w:leader="none"/>
+        <w:tab w:val="right" w:pos="9637" w:leader="none"/>
+      </w:tabs>
+    </w:pPr>
+    <w:rPr/>
+  </w:style>
+  <w:style w:type="paragraph" w:styleId="HeaderandFooter">
+    <w:name w:val="Header and Footer"/>
+    <w:basedOn w:val="Normal"/>
+    <w:qFormat/>
+    <w:pPr>
+      <w:suppressLineNumbers/>
+      <w:tabs>
+        <w:tab w:val="clear" w:pos="1134"/>
+        <w:tab w:val="center" w:pos="4819" w:leader="none"/>
+        <w:tab w:val="right" w:pos="9638" w:leader="none"/>
+      </w:tabs>
+    </w:pPr>
+    <w:rPr/>
+  </w:style>
   <w:style w:type="paragraph" w:styleId="Index">
     <w:name w:val="Index"/>
     <w:basedOn w:val="Normal"/>
@@ -1117,7 +1146,7 @@
     </w:rPr>
   </w:style>
   <w:style w:type="paragraph" w:styleId="Caption">
-    <w:name w:val="caption"/>
+    <w:name w:val="Caption"/>
     <w:basedOn w:val="Normal"/>
     <w:qFormat/>
     <w:pPr>
@@ -1182,7 +1211,7 @@
       <w:spacing w:before="0" w:after="0"/>
     </w:pPr>
     <w:rPr>
-      <w:rFonts w:ascii="Liberation Mono" w:hAnsi="Liberation Mono" w:eastAsia="Noto Sans Mono CJK SC" w:cs="Liberation Mono"/>
+      <w:rFonts w:ascii="Liberation Mono" w:hAnsi="Liberation Mono" w:eastAsia="Liberation Mono" w:cs="Liberation Mono"/>
       <w:sz w:val="20"/>
       <w:szCs w:val="20"/>
     </w:rPr>
@@ -1198,37 +1227,37 @@
         <a:srgbClr val="000000"/>
       </a:dk1>
       <a:lt1>
-        <a:srgbClr val="FFFFFF"/>
+        <a:srgbClr val="ffffff"/>
       </a:lt1>
       <a:dk2>
         <a:srgbClr val="000000"/>
       </a:dk2>
       <a:lt2>
-        <a:srgbClr val="FFFFFF"/>
+        <a:srgbClr val="ffffff"/>
       </a:lt2>
       <a:accent1>
-        <a:srgbClr val="18A303"/>
+        <a:srgbClr val="18a303"/>
       </a:accent1>
       <a:accent2>
-        <a:srgbClr val="0369A3"/>
+        <a:srgbClr val="0369a3"/>
       </a:accent2>
       <a:accent3>
-        <a:srgbClr val="A33E03"/>
+        <a:srgbClr val="a33e03"/>
       </a:accent3>
       <a:accent4>
-        <a:srgbClr val="8E03A3"/>
+        <a:srgbClr val="8e03a3"/>
       </a:accent4>
       <a:accent5>
-        <a:srgbClr val="C99C00"/>
+        <a:srgbClr val="c99c00"/>
       </a:accent5>
       <a:accent6>
-        <a:srgbClr val="C9211E"/>
+        <a:srgbClr val="c9211e"/>
       </a:accent6>
       <a:hlink>
-        <a:srgbClr val="0000EE"/>
+        <a:srgbClr val="0000ee"/>
       </a:hlink>
       <a:folHlink>
-        <a:srgbClr val="551A8B"/>
+        <a:srgbClr val="551a8b"/>
       </a:folHlink>
     </a:clrScheme>
     <a:fontScheme name="Office">
